--- a/Knitted_Markdowns/Notonecta_undulata.docx
+++ b/Knitted_Markdowns/Notonecta_undulata.docx
@@ -7,80 +7,32 @@
         <w:pStyle w:val="Title"/>
       </w:pPr>
       <w:r>
-        <w:t xml:space="preserve">Temperature</w:t>
+        <w:t xml:space="preserve">Temperature dependent dispersal: A distributed experiment</w:t>
+      </w:r>
+    </w:p>
+    <w:p>
+      <w:pPr>
+        <w:pStyle w:val="Author"/>
+      </w:pPr>
+      <w:r>
+        <w:t xml:space="preserve">Celina Baines, Nicole Regimbal</w:t>
+      </w:r>
+    </w:p>
+    <w:bookmarkStart w:id="52" w:name="X6bc6061fd63da8ab1e7f3c9bd3209e8cf46dd5f"/>
+    <w:p>
+      <w:pPr>
+        <w:pStyle w:val="Heading1"/>
+      </w:pPr>
+      <w:r>
+        <w:t xml:space="preserve">Supplementary methods for</w:t>
       </w:r>
       <w:r>
         <w:t xml:space="preserve"> </w:t>
       </w:r>
       <w:r>
-        <w:t xml:space="preserve">dependent</w:t>
-      </w:r>
-      <w:r>
-        <w:t xml:space="preserve"> </w:t>
-      </w:r>
-      <w:r>
-        <w:t xml:space="preserve">dispersal:</w:t>
-      </w:r>
-      <w:r>
-        <w:t xml:space="preserve"> </w:t>
-      </w:r>
-      <w:r>
-        <w:t xml:space="preserve">A</w:t>
-      </w:r>
-      <w:r>
-        <w:t xml:space="preserve"> </w:t>
-      </w:r>
-      <w:r>
-        <w:t xml:space="preserve">distributed</w:t>
-      </w:r>
-      <w:r>
-        <w:t xml:space="preserve"> </w:t>
-      </w:r>
-      <w:r>
-        <w:t xml:space="preserve">experiment</w:t>
-      </w:r>
-    </w:p>
-    <w:p>
-      <w:pPr>
-        <w:pStyle w:val="Author"/>
-      </w:pPr>
-      <w:r>
-        <w:t xml:space="preserve">Celina</w:t>
-      </w:r>
-      <w:r>
-        <w:t xml:space="preserve"> </w:t>
-      </w:r>
-      <w:r>
-        <w:t xml:space="preserve">Baines,</w:t>
-      </w:r>
-      <w:r>
-        <w:t xml:space="preserve"> </w:t>
-      </w:r>
-      <w:r>
-        <w:t xml:space="preserve">Nicole</w:t>
-      </w:r>
-      <w:r>
-        <w:t xml:space="preserve"> </w:t>
-      </w:r>
-      <w:r>
-        <w:t xml:space="preserve">Regimbal</w:t>
-      </w:r>
-    </w:p>
-    <w:bookmarkStart w:id="52" w:name="X6bc6061fd63da8ab1e7f3c9bd3209e8cf46dd5f"/>
-    <w:p>
-      <w:pPr>
-        <w:pStyle w:val="Heading1"/>
-      </w:pPr>
-      <w:r>
-        <w:t xml:space="preserve">Supplementary methods for</w:t>
-      </w:r>
-      <w:r>
-        <w:t xml:space="preserve"> </w:t>
-      </w:r>
-      <w:r>
-        <w:rPr>
+        <w:rPr>
+          <w:i/>
           <w:iCs/>
-          <w:i/>
         </w:rPr>
         <w:t xml:space="preserve">Notonecta undulata</w:t>
       </w:r>
@@ -170,7 +122,7 @@
         <w:pStyle w:val="FirstParagraph"/>
       </w:pPr>
       <w:r>
-        <w:t xml:space="preserve">We assessed the effects of temperature on survival, body condition, and reproductive rate for female backswimmers over a 2-week long fitness assay. Higher fecundity and survival are indicators of higher relative fitness. We manipulated water temperature in indoor mesocosms to 16℃, 22℃, 26℃, 28℃, and 30℃. The water temperature of warm treatments was manipulated using aquaria heaters. The 16℃ was manipulated by putting the mesocosms in coolers surrounded with ice packs that were replaced twice a day. This cooled the water temperature externally without adding ice directly into the water. The experiment was conducted in 2 temporally overlapping blocks. In the first block, 3 individually separated backswimmers were added to each mesocosm and in the second block 2 additional individually separated backswimmers were added to each mesocosm. Each temperature treatment had 8 replicates, totalling 48 mesocosms and 240 backswimmers. Each cup contained a black zip tie as structure for the backswimmer. Backswimmers lay white eggs on available structure, the black zip tie provides contrast which allows us to easily count eggs laid. Every other day for 2 weeks we removed and replaced the zip ties in each cup for data collection and to create room for more eggs to be laid. We recorded the number of eggs on each zip tie when it was removed. This data was used to create total reproductive output (total number of eggs laid) and reproductive rate (average number of eggs laid per day). Survival was assessed throughout the experiment. At the end of the experiment, we calculated body condition the backswimmer mass (g) divided by body size (thorax width, mm). Backswimmers were fed zooplankton and mosquito larvae which was replenished ad lib.</w:t>
+        <w:t xml:space="preserve">We assessed the effects of temperature on survival, body condition, and reproductive rate for female backswimmers over a 2-week long fitness assay. Higher fecundity and survival are indicators of higher relative fitness. We manipulated water temperature in indoor mesocosms to 16℃, 22℃, 26℃, 28℃, and 30℃. The water temperature of warm treatments was manipulated using aquarium heaters. The 16℃ was manipulated by putting the mesocosms in coolers surrounded with ice packs that were replaced twice a day. This cooled the water temperature externally without adding ice directly into the water. The experiment was conducted in 2 temporally overlapping blocks. In the first block, 3 individually separated backswimmers were added to each mesocosm and in the second block 2 additional individually separated backswimmers were added to each mesocosm. Each temperature treatment had 8 replicates, totalling 48 mesocosms and 240 backswimmers. Each cup contained a black zip tie as structure for the backswimmers to use as an egg laying substrate. Backswimmers lay white eggs and the black zip tie provides contrast which allows us to easily count eggs laid. Every other day for 2 weeks we removed and replaced the zip ties in each cup for data collection and to create room for more eggs to be laid. We recorded the number of eggs on each zip tie when it was removed. Survival was assessed daily throughout the experiment. We excluded individuals from the final analysis if they died on the day they were placed in the cups or the day after, because these deaths were likely due to collecting/handling and not treatment. There were 1, 3, and 4, backswimmers excluded from the 16℃, 26℃, and 30℃. treatments, respectively. Backswimmers were fed zooplankton and mosquito larvae which was replenished ad lib.</w:t>
       </w:r>
     </w:p>
     <w:bookmarkEnd w:id="23"/>
@@ -240,7 +192,7 @@
         <w:pStyle w:val="FirstParagraph"/>
       </w:pPr>
       <w:r>
-        <w:t xml:space="preserve">Fecundity was not normally distributed so we ln-transformed it. The transformed variable followed a normal distribution.</w:t>
+        <w:t xml:space="preserve">Fecundity was not normally distributed so we square-root-transformed it. The transformed variable followed a normal distribution.</w:t>
       </w:r>
     </w:p>
     <w:p>
@@ -252,12 +204,12 @@
           <wp:inline>
             <wp:extent cx="4620126" cy="3696101"/>
             <wp:effectExtent b="0" l="0" r="0" t="0"/>
-            <wp:docPr descr="Figure 1. Histogram of ln -transformed fecundity values." title="" id="28" name="Picture"/>
+            <wp:docPr descr="Figure 1. Histogram of square-root -transformed fecundity values." title="" id="28" name="Picture"/>
             <a:graphic>
               <a:graphicData uri="http://schemas.openxmlformats.org/drawingml/2006/picture">
                 <pic:pic>
                   <pic:nvPicPr>
-                    <pic:cNvPr descr="C:\Users\Lab%20Admin\Dropbox\Ongoing%20Research\DispNet\DispNet-Temperature-Dependent-Dispersal\Knitted_Markdowns\Notonecta_undulata_files/figure-docx/transformedfitnessnormal-1.png" id="29" name="Picture"/>
+                    <pic:cNvPr descr="C:\Users\Celina%20Baines\Dropbox\Ongoing%20Research\DispNet\DispNet-Temperature-Dependent-Dispersal\Knitted_Markdowns\Notonecta_undulata_files/figure-docx/transformedfitnessnormal-1.png" id="29" name="Picture"/>
                     <pic:cNvPicPr>
                       <a:picLocks noChangeArrowheads="1" noChangeAspect="1"/>
                     </pic:cNvPicPr>
@@ -295,7 +247,7 @@
         <w:pStyle w:val="ImageCaption"/>
       </w:pPr>
       <w:r>
-        <w:t xml:space="preserve">Figure 1. Histogram of ln -transformed fecundity values.</w:t>
+        <w:t xml:space="preserve">Figure 1. Histogram of square-root -transformed fecundity values.</w:t>
       </w:r>
     </w:p>
     <w:p>
@@ -312,7 +264,7 @@
               <a:graphicData uri="http://schemas.openxmlformats.org/drawingml/2006/picture">
                 <pic:pic>
                   <pic:nvPicPr>
-                    <pic:cNvPr descr="C:\Users\Lab%20Admin\Dropbox\Ongoing%20Research\DispNet\DispNet-Temperature-Dependent-Dispersal\Knitted_Markdowns\Notonecta_undulata_files/figure-docx/fitnessplotnormal-1.png" id="32" name="Picture"/>
+                    <pic:cNvPr descr="C:\Users\Celina%20Baines\Dropbox\Ongoing%20Research\DispNet\DispNet-Temperature-Dependent-Dispersal\Knitted_Markdowns\Notonecta_undulata_files/figure-docx/fitnessplotnormal-1.png" id="32" name="Picture"/>
                     <pic:cNvPicPr>
                       <a:picLocks noChangeArrowheads="1" noChangeAspect="1"/>
                     </pic:cNvPicPr>
@@ -366,7 +318,16 @@
         <w:pStyle w:val="BodyText"/>
       </w:pPr>
       <w:r>
-        <w:t xml:space="preserve">log(Fitness+1) ~ Temp.treatment + (1|Mesocosm)</w:t>
+        <w:t xml:space="preserve">sqrt(Fitness) ~ Temp.treatment + (1|Mesocosm)</w:t>
+      </w:r>
+    </w:p>
+    <w:bookmarkStart w:id="33" w:name="X4d75bf29afdb3f3059f51b0f64a8b52a72d0286"/>
+    <w:p>
+      <w:pPr>
+        <w:pStyle w:val="Heading4"/>
+      </w:pPr>
+      <w:r>
+        <w:t xml:space="preserve">Results for main effect of temperature on fitness</w:t>
       </w:r>
     </w:p>
     <w:p>
@@ -377,48 +338,6 @@
         <w:rPr>
           <w:rStyle w:val="VerbatimChar"/>
         </w:rPr>
-        <w:t xml:space="preserve">## boundary (singular) fit: see help('isSingular')</w:t>
-      </w:r>
-    </w:p>
-    <w:p>
-      <w:pPr>
-        <w:pStyle w:val="SourceCode"/>
-      </w:pPr>
-      <w:r>
-        <w:rPr>
-          <w:rStyle w:val="VerbatimChar"/>
-        </w:rPr>
-        <w:t xml:space="preserve">## Cannot use mode = "kenward-roger" because *pbkrtest* package is not installed</w:t>
-      </w:r>
-    </w:p>
-    <w:p>
-      <w:pPr>
-        <w:pStyle w:val="SourceCode"/>
-      </w:pPr>
-      <w:r>
-        <w:rPr>
-          <w:rStyle w:val="VerbatimChar"/>
-        </w:rPr>
-        <w:t xml:space="preserve">## Cannot use mode = "satterthwaite" because *lmerTest* package is not installed</w:t>
-      </w:r>
-    </w:p>
-    <w:bookmarkStart w:id="33" w:name="X4d75bf29afdb3f3059f51b0f64a8b52a72d0286"/>
-    <w:p>
-      <w:pPr>
-        <w:pStyle w:val="Heading4"/>
-      </w:pPr>
-      <w:r>
-        <w:t xml:space="preserve">Results for main effect of temperature on fitness</w:t>
-      </w:r>
-    </w:p>
-    <w:p>
-      <w:pPr>
-        <w:pStyle w:val="SourceCode"/>
-      </w:pPr>
-      <w:r>
-        <w:rPr>
-          <w:rStyle w:val="VerbatimChar"/>
-        </w:rPr>
         <w:t xml:space="preserve">## Analysis of Variance Table</w:t>
       </w:r>
       <w:r>
@@ -437,7 +356,7 @@
         <w:rPr>
           <w:rStyle w:val="VerbatimChar"/>
         </w:rPr>
-        <w:t xml:space="preserve">## Temp.treatment    2  1.207 0.60348  0.7761</w:t>
+        <w:t xml:space="preserve">## Temp.treatment    2 11.516   5.758  2.1434</w:t>
       </w:r>
     </w:p>
     <w:bookmarkEnd w:id="33"/>
@@ -458,34 +377,34 @@
         <w:rPr>
           <w:rStyle w:val="VerbatimChar"/>
         </w:rPr>
-        <w:t xml:space="preserve">##  contrast   estimate   SE  df asymp.LCL asymp.UCL z.ratio p.value</w:t>
-      </w:r>
-      <w:r>
-        <w:br/>
-      </w:r>
-      <w:r>
-        <w:rPr>
-          <w:rStyle w:val="VerbatimChar"/>
-        </w:rPr>
-        <w:t xml:space="preserve">##  opt - high     7.38 6.07 Inf     -4.52     19.29   1.216  0.2241</w:t>
-      </w:r>
-      <w:r>
-        <w:br/>
-      </w:r>
-      <w:r>
-        <w:rPr>
-          <w:rStyle w:val="VerbatimChar"/>
-        </w:rPr>
-        <w:t xml:space="preserve">##  opt - low      2.93 6.43 Inf     -9.67     15.54   0.456  0.6481</w:t>
-      </w:r>
-      <w:r>
-        <w:br/>
-      </w:r>
-      <w:r>
-        <w:rPr>
-          <w:rStyle w:val="VerbatimChar"/>
-        </w:rPr>
-        <w:t xml:space="preserve">##  high - low    -4.45 5.58 Inf    -15.39      6.49  -0.797  0.4255</w:t>
+        <w:t xml:space="preserve">##  contrast   estimate   SE   df lower.CL upper.CL t.ratio p.value</w:t>
+      </w:r>
+      <w:r>
+        <w:br/>
+      </w:r>
+      <w:r>
+        <w:rPr>
+          <w:rStyle w:val="VerbatimChar"/>
+        </w:rPr>
+        <w:t xml:space="preserve">##  opt - high    12.98 6.34 25.1  -0.0802     26.0   2.047  0.0513</w:t>
+      </w:r>
+      <w:r>
+        <w:br/>
+      </w:r>
+      <w:r>
+        <w:rPr>
+          <w:rStyle w:val="VerbatimChar"/>
+        </w:rPr>
+        <w:t xml:space="preserve">##  opt - low      7.72 6.50 23.5  -5.7121     21.1   1.187  0.2469</w:t>
+      </w:r>
+      <w:r>
+        <w:br/>
+      </w:r>
+      <w:r>
+        <w:rPr>
+          <w:rStyle w:val="VerbatimChar"/>
+        </w:rPr>
+        <w:t xml:space="preserve">##  high - low    -5.26 5.79 23.5 -17.2313      6.7  -0.909  0.3726</w:t>
       </w:r>
       <w:r>
         <w:br/>
@@ -503,7 +422,7 @@
         <w:rPr>
           <w:rStyle w:val="VerbatimChar"/>
         </w:rPr>
-        <w:t xml:space="preserve">## Degrees-of-freedom method: inherited from asymptotic when re-gridding </w:t>
+        <w:t xml:space="preserve">## Degrees-of-freedom method: inherited from kenward-roger when re-gridding </w:t>
       </w:r>
       <w:r>
         <w:br/>
@@ -556,7 +475,7 @@
               <a:graphicData uri="http://schemas.openxmlformats.org/drawingml/2006/picture">
                 <pic:pic>
                   <pic:nvPicPr>
-                    <pic:cNvPr descr="C:\Users\Lab%20Admin\Dropbox\Ongoing%20Research\DispNet\DispNet-Temperature-Dependent-Dispersal\Knitted_Markdowns\Notonecta_undulata_files/figure-docx/dispersalplot-1.png" id="38" name="Picture"/>
+                    <pic:cNvPr descr="C:\Users\Celina%20Baines\Dropbox\Ongoing%20Research\DispNet\DispNet-Temperature-Dependent-Dispersal\Knitted_Markdowns\Notonecta_undulata_files/figure-docx/dispersalplot-1.png" id="38" name="Picture"/>
                     <pic:cNvPicPr>
                       <a:picLocks noChangeArrowheads="1" noChangeAspect="1"/>
                     </pic:cNvPicPr>
@@ -815,7 +734,7 @@
               <a:graphicData uri="http://schemas.openxmlformats.org/drawingml/2006/picture">
                 <pic:pic>
                   <pic:nvPicPr>
-                    <pic:cNvPr descr="C:\Users\Lab%20Admin\Dropbox\Ongoing%20Research\DispNet\DispNet-Temperature-Dependent-Dispersal\Knitted_Markdowns\Notonecta_undulata_files/figure-docx/modeldiagnosticsfitness-1.png" id="44" name="Picture"/>
+                    <pic:cNvPr descr="C:\Users\Celina%20Baines\Dropbox\Ongoing%20Research\DispNet\DispNet-Temperature-Dependent-Dispersal\Knitted_Markdowns\Notonecta_undulata_files/figure-docx/modeldiagnosticsfitness-1.png" id="44" name="Picture"/>
                     <pic:cNvPicPr>
                       <a:picLocks noChangeArrowheads="1" noChangeAspect="1"/>
                     </pic:cNvPicPr>
@@ -872,7 +791,7 @@
               <a:graphicData uri="http://schemas.openxmlformats.org/drawingml/2006/picture">
                 <pic:pic>
                   <pic:nvPicPr>
-                    <pic:cNvPr descr="C:\Users\Lab%20Admin\Dropbox\Ongoing%20Research\DispNet\DispNet-Temperature-Dependent-Dispersal\Knitted_Markdowns\Notonecta_undulata_files/figure-docx/modeldiagnosticsdispersal-1.png" id="48" name="Picture"/>
+                    <pic:cNvPr descr="C:\Users\Celina%20Baines\Dropbox\Ongoing%20Research\DispNet\DispNet-Temperature-Dependent-Dispersal\Knitted_Markdowns\Notonecta_undulata_files/figure-docx/modeldiagnosticsdispersal-1.png" id="48" name="Picture"/>
                     <pic:cNvPicPr>
                       <a:picLocks noChangeArrowheads="1" noChangeAspect="1"/>
                     </pic:cNvPicPr>
@@ -909,7 +828,11 @@
     <w:bookmarkEnd w:id="50"/>
     <w:bookmarkEnd w:id="51"/>
     <w:bookmarkEnd w:id="52"/>
-    <w:sectPr/>
+    <w:sectPr>
+      <w:footnotePr>
+        <w:numRestart w:val="eachSect"/>
+      </w:footnotePr>
+    </w:sectPr>
   </w:body>
 </w:document>
 </file>
@@ -940,14 +863,14 @@
 <file path=word/numbering.xml><?xml version="1.0" encoding="utf-8"?>
 <w:numbering xmlns:w="http://schemas.openxmlformats.org/wordprocessingml/2006/main">
   <w:abstractNum w:abstractNumId="990">
-    <w:nsid w:val="A990"/>
+    <w:nsid w:val="0000A990"/>
     <w:multiLevelType w:val="multilevel"/>
     <w:lvl w:ilvl="0">
       <w:numFmt w:val="bullet"/>
       <w:lvlText w:val=" "/>
       <w:lvlJc w:val="left"/>
       <w:pPr>
-        <w:ind w:left="720" w:hanging="480"/>
+        <w:ind w:left="720" w:hanging="360"/>
       </w:pPr>
     </w:lvl>
     <w:lvl w:ilvl="1">
@@ -955,7 +878,7 @@
       <w:lvlText w:val=" "/>
       <w:lvlJc w:val="left"/>
       <w:pPr>
-        <w:ind w:left="1440" w:hanging="480"/>
+        <w:ind w:left="1440" w:hanging="360"/>
       </w:pPr>
     </w:lvl>
     <w:lvl w:ilvl="2">
@@ -963,7 +886,7 @@
       <w:lvlText w:val=" "/>
       <w:lvlJc w:val="left"/>
       <w:pPr>
-        <w:ind w:left="2160" w:hanging="480"/>
+        <w:ind w:left="2160" w:hanging="360"/>
       </w:pPr>
     </w:lvl>
     <w:lvl w:ilvl="3">
@@ -971,7 +894,7 @@
       <w:lvlText w:val=" "/>
       <w:lvlJc w:val="left"/>
       <w:pPr>
-        <w:ind w:left="2880" w:hanging="480"/>
+        <w:ind w:left="2880" w:hanging="360"/>
       </w:pPr>
     </w:lvl>
     <w:lvl w:ilvl="4">
@@ -979,7 +902,7 @@
       <w:lvlText w:val=" "/>
       <w:lvlJc w:val="left"/>
       <w:pPr>
-        <w:ind w:left="3600" w:hanging="480"/>
+        <w:ind w:left="3600" w:hanging="360"/>
       </w:pPr>
     </w:lvl>
     <w:lvl w:ilvl="5">
@@ -987,7 +910,7 @@
       <w:lvlText w:val=" "/>
       <w:lvlJc w:val="left"/>
       <w:pPr>
-        <w:ind w:left="4320" w:hanging="480"/>
+        <w:ind w:left="4320" w:hanging="360"/>
       </w:pPr>
     </w:lvl>
     <w:lvl w:ilvl="6">
@@ -995,7 +918,7 @@
       <w:lvlText w:val=" "/>
       <w:lvlJc w:val="left"/>
       <w:pPr>
-        <w:ind w:left="5040" w:hanging="480"/>
+        <w:ind w:left="5040" w:hanging="360"/>
       </w:pPr>
     </w:lvl>
     <w:lvl w:ilvl="7">
@@ -1003,7 +926,7 @@
       <w:lvlText w:val=" "/>
       <w:lvlJc w:val="left"/>
       <w:pPr>
-        <w:ind w:left="5760" w:hanging="480"/>
+        <w:ind w:left="5760" w:hanging="360"/>
       </w:pPr>
     </w:lvl>
     <w:lvl w:ilvl="8">
@@ -1011,7 +934,7 @@
       <w:lvlText w:val=" "/>
       <w:lvlJc w:val="left"/>
       <w:pPr>
-        <w:ind w:left="6480" w:hanging="480"/>
+        <w:ind w:left="6480" w:hanging="360"/>
       </w:pPr>
     </w:lvl>
   </w:abstractNum>
@@ -1047,10 +970,10 @@
     <w:name w:val="Body Text"/>
     <w:basedOn w:val="Normal"/>
     <w:link w:val="BodyTextChar"/>
+    <w:qFormat/>
     <w:pPr>
       <w:spacing w:after="180" w:before="180"/>
     </w:pPr>
-    <w:qFormat/>
   </w:style>
   <w:style w:customStyle="1" w:styleId="FirstParagraph" w:type="paragraph">
     <w:name w:val="First Paragraph"/>
@@ -1070,57 +993,111 @@
     <w:name w:val="Title"/>
     <w:basedOn w:val="Normal"/>
     <w:next w:val="BodyText"/>
-    <w:qFormat/>
-    <w:pPr>
-      <w:keepNext/>
-      <w:keepLines/>
-      <w:spacing w:after="240" w:before="480"/>
+    <w:link w:val="TitleChar"/>
+    <w:uiPriority w:val="10"/>
+    <w:qFormat/>
+    <w:rsid w:val="00A10FD9"/>
+    <w:pPr>
+      <w:spacing w:after="80" w:line="240" w:lineRule="auto"/>
+      <w:contextualSpacing/>
       <w:jc w:val="center"/>
     </w:pPr>
     <w:rPr>
       <w:rFonts w:asciiTheme="majorHAnsi" w:cstheme="majorBidi" w:eastAsiaTheme="majorEastAsia" w:hAnsiTheme="majorHAnsi"/>
-      <w:b/>
-      <w:bCs/>
-      <w:color w:themeColor="accent1" w:themeShade="B5" w:val="345A8A"/>
-      <w:sz w:val="36"/>
-      <w:szCs w:val="36"/>
+      <w:sz w:val="56"/>
+      <w:szCs w:val="56"/>
+    </w:rPr>
+  </w:style>
+  <w:style w:customStyle="1" w:styleId="TitleChar" w:type="character">
+    <w:name w:val="Title Char"/>
+    <w:basedOn w:val="DefaultParagraphFont"/>
+    <w:link w:val="Title"/>
+    <w:uiPriority w:val="10"/>
+    <w:rsid w:val="00A10FD9"/>
+    <w:rPr>
+      <w:rFonts w:asciiTheme="majorHAnsi" w:cstheme="majorBidi" w:eastAsiaTheme="majorEastAsia" w:hAnsiTheme="majorHAnsi"/>
+      <w:sz w:val="56"/>
+      <w:szCs w:val="56"/>
     </w:rPr>
   </w:style>
   <w:style w:styleId="Subtitle" w:type="paragraph">
     <w:name w:val="Subtitle"/>
     <w:basedOn w:val="Title"/>
     <w:next w:val="BodyText"/>
+    <w:link w:val="SubtitleChar"/>
+    <w:uiPriority w:val="11"/>
+    <w:qFormat/>
+    <w:rsid w:val="00A10FD9"/>
+    <w:pPr>
+      <w:numPr>
+        <w:ilvl w:val="1"/>
+      </w:numPr>
+    </w:pPr>
+    <w:rPr>
+      <w:rFonts w:cstheme="majorBidi" w:eastAsiaTheme="majorEastAsia"/>
+      <w:spacing w:val="15"/>
+      <w:sz w:val="28"/>
+      <w:szCs w:val="28"/>
+    </w:rPr>
+  </w:style>
+  <w:style w:customStyle="1" w:styleId="SubtitleChar" w:type="character">
+    <w:name w:val="Subtitle Char"/>
+    <w:basedOn w:val="DefaultParagraphFont"/>
+    <w:link w:val="Subtitle"/>
+    <w:uiPriority w:val="11"/>
+    <w:rsid w:val="00A10FD9"/>
+    <w:rPr>
+      <w:rFonts w:cstheme="majorBidi" w:eastAsiaTheme="majorEastAsia"/>
+      <w:color w:themeColor="text1" w:themeTint="A6" w:val="595959"/>
+      <w:spacing w:val="15"/>
+      <w:sz w:val="28"/>
+      <w:szCs w:val="28"/>
+    </w:rPr>
+  </w:style>
+  <w:style w:customStyle="1" w:styleId="Author" w:type="paragraph">
+    <w:name w:val="Author"/>
+    <w:basedOn w:val="Title"/>
+    <w:next w:val="BodyText"/>
     <w:qFormat/>
     <w:pPr>
       <w:keepNext/>
       <w:keepLines/>
-      <w:spacing w:after="240" w:before="240"/>
-      <w:jc w:val="center"/>
-    </w:pPr>
-    <w:rPr>
-      <w:sz w:val="30"/>
-      <w:szCs w:val="30"/>
-    </w:rPr>
-  </w:style>
-  <w:style w:customStyle="1" w:styleId="Author" w:type="paragraph">
-    <w:name w:val="Author"/>
+    </w:pPr>
+    <w:rPr>
+      <w:sz w:val="24"/>
+      <w:szCs w:val="24"/>
+    </w:rPr>
+  </w:style>
+  <w:style w:styleId="Date" w:type="paragraph">
+    <w:name w:val="Date"/>
+    <w:basedOn w:val="Title"/>
     <w:next w:val="BodyText"/>
     <w:qFormat/>
     <w:pPr>
       <w:keepNext/>
       <w:keepLines/>
-      <w:jc w:val="center"/>
-    </w:pPr>
-  </w:style>
-  <w:style w:styleId="Date" w:type="paragraph">
-    <w:name w:val="Date"/>
-    <w:next w:val="BodyText"/>
+    </w:pPr>
+    <w:rPr>
+      <w:sz w:val="24"/>
+      <w:szCs w:val="24"/>
+    </w:rPr>
+  </w:style>
+  <w:style w:customStyle="1" w:styleId="AbstractTitle" w:type="paragraph">
+    <w:name w:val="Abstract Title"/>
+    <w:basedOn w:val="Normal"/>
+    <w:next w:val="Abstract"/>
     <w:qFormat/>
     <w:pPr>
       <w:keepNext/>
       <w:keepLines/>
+      <w:spacing w:after="0" w:before="300"/>
       <w:jc w:val="center"/>
     </w:pPr>
+    <w:rPr>
+      <w:b/>
+      <w:sz w:val="20"/>
+      <w:szCs w:val="20"/>
+    </w:rPr>
   </w:style>
   <w:style w:customStyle="1" w:styleId="Abstract" w:type="paragraph">
     <w:name w:val="Abstract"/>
@@ -1130,7 +1107,7 @@
     <w:pPr>
       <w:keepNext/>
       <w:keepLines/>
-      <w:spacing w:after="300" w:before="300"/>
+      <w:spacing w:after="300" w:before="100"/>
     </w:pPr>
     <w:rPr>
       <w:sz w:val="20"/>
@@ -1146,191 +1123,321 @@
     <w:rPr/>
   </w:style>
   <w:style w:styleId="Heading1" w:type="paragraph">
-    <w:name w:val="Heading 1"/>
+    <w:name w:val="heading 1"/>
     <w:basedOn w:val="Normal"/>
     <w:next w:val="BodyText"/>
+    <w:link w:val="Heading1Char"/>
     <w:uiPriority w:val="9"/>
     <w:qFormat/>
+    <w:rsid w:val="00A10FD9"/>
     <w:pPr>
       <w:keepNext/>
       <w:keepLines/>
-      <w:spacing w:after="0" w:before="480"/>
+      <w:spacing w:after="80" w:before="360"/>
       <w:outlineLvl w:val="0"/>
     </w:pPr>
     <w:rPr>
       <w:rFonts w:asciiTheme="majorHAnsi" w:cstheme="majorBidi" w:eastAsiaTheme="majorEastAsia" w:hAnsiTheme="majorHAnsi"/>
-      <w:b/>
-      <w:bCs/>
-      <w:color w:themeColor="accent1" w:val="4F81BD"/>
+      <w:color w:themeColor="accent1" w:themeShade="BF" w:val="0F4761"/>
+      <w:sz w:val="40"/>
+      <w:szCs w:val="40"/>
+    </w:rPr>
+  </w:style>
+  <w:style w:styleId="Heading2" w:type="paragraph">
+    <w:name w:val="heading 2"/>
+    <w:basedOn w:val="Normal"/>
+    <w:next w:val="BodyText"/>
+    <w:link w:val="Heading2Char"/>
+    <w:uiPriority w:val="9"/>
+    <w:semiHidden/>
+    <w:unhideWhenUsed/>
+    <w:qFormat/>
+    <w:rsid w:val="00A10FD9"/>
+    <w:pPr>
+      <w:keepNext/>
+      <w:keepLines/>
+      <w:spacing w:after="80" w:before="160"/>
+      <w:outlineLvl w:val="1"/>
+    </w:pPr>
+    <w:rPr>
+      <w:rFonts w:asciiTheme="majorHAnsi" w:cstheme="majorBidi" w:eastAsiaTheme="majorEastAsia" w:hAnsiTheme="majorHAnsi"/>
+      <w:color w:themeColor="accent1" w:themeShade="BF" w:val="0F4761"/>
       <w:sz w:val="32"/>
       <w:szCs w:val="32"/>
     </w:rPr>
   </w:style>
-  <w:style w:styleId="Heading2" w:type="paragraph">
-    <w:name w:val="Heading 2"/>
+  <w:style w:styleId="Heading3" w:type="paragraph">
+    <w:name w:val="heading 3"/>
     <w:basedOn w:val="Normal"/>
     <w:next w:val="BodyText"/>
+    <w:link w:val="Heading3Char"/>
     <w:uiPriority w:val="9"/>
+    <w:semiHidden/>
     <w:unhideWhenUsed/>
     <w:qFormat/>
+    <w:rsid w:val="00A10FD9"/>
     <w:pPr>
       <w:keepNext/>
       <w:keepLines/>
-      <w:spacing w:after="0" w:before="200"/>
-      <w:outlineLvl w:val="1"/>
-    </w:pPr>
-    <w:rPr>
-      <w:rFonts w:asciiTheme="majorHAnsi" w:cstheme="majorBidi" w:eastAsiaTheme="majorEastAsia" w:hAnsiTheme="majorHAnsi"/>
-      <w:b/>
-      <w:bCs/>
-      <w:color w:themeColor="accent1" w:val="4F81BD"/>
+      <w:spacing w:after="80" w:before="160"/>
+      <w:outlineLvl w:val="2"/>
+    </w:pPr>
+    <w:rPr>
+      <w:rFonts w:cstheme="majorBidi" w:eastAsiaTheme="majorEastAsia"/>
+      <w:color w:themeColor="accent1" w:themeShade="BF" w:val="0F4761"/>
       <w:sz w:val="28"/>
       <w:szCs w:val="28"/>
     </w:rPr>
   </w:style>
-  <w:style w:styleId="Heading3" w:type="paragraph">
-    <w:name w:val="Heading 3"/>
+  <w:style w:styleId="Heading4" w:type="paragraph">
+    <w:name w:val="heading 4"/>
     <w:basedOn w:val="Normal"/>
     <w:next w:val="BodyText"/>
+    <w:link w:val="Heading4Char"/>
     <w:uiPriority w:val="9"/>
+    <w:semiHidden/>
     <w:unhideWhenUsed/>
     <w:qFormat/>
+    <w:rsid w:val="00A10FD9"/>
     <w:pPr>
       <w:keepNext/>
       <w:keepLines/>
-      <w:spacing w:after="0" w:before="200"/>
-      <w:outlineLvl w:val="2"/>
-    </w:pPr>
-    <w:rPr>
-      <w:rFonts w:asciiTheme="majorHAnsi" w:cstheme="majorBidi" w:eastAsiaTheme="majorEastAsia" w:hAnsiTheme="majorHAnsi"/>
-      <w:b/>
-      <w:bCs/>
-      <w:color w:themeColor="accent1" w:val="4F81BD"/>
-      <w:sz w:val="24"/>
-      <w:szCs w:val="24"/>
-    </w:rPr>
-  </w:style>
-  <w:style w:styleId="Heading4" w:type="paragraph">
-    <w:name w:val="Heading 4"/>
+      <w:spacing w:after="40" w:before="80"/>
+      <w:outlineLvl w:val="3"/>
+    </w:pPr>
+    <w:rPr>
+      <w:rFonts w:cstheme="majorBidi" w:eastAsiaTheme="majorEastAsia"/>
+      <w:i/>
+      <w:iCs/>
+      <w:color w:themeColor="accent1" w:themeShade="BF" w:val="0F4761"/>
+    </w:rPr>
+  </w:style>
+  <w:style w:styleId="Heading5" w:type="paragraph">
+    <w:name w:val="heading 5"/>
     <w:basedOn w:val="Normal"/>
     <w:next w:val="BodyText"/>
+    <w:link w:val="Heading5Char"/>
     <w:uiPriority w:val="9"/>
+    <w:semiHidden/>
     <w:unhideWhenUsed/>
     <w:qFormat/>
+    <w:rsid w:val="00A10FD9"/>
     <w:pPr>
       <w:keepNext/>
       <w:keepLines/>
-      <w:spacing w:after="0" w:before="200"/>
-      <w:outlineLvl w:val="3"/>
-    </w:pPr>
-    <w:rPr>
-      <w:rFonts w:asciiTheme="majorHAnsi" w:cstheme="majorBidi" w:eastAsiaTheme="majorEastAsia" w:hAnsiTheme="majorHAnsi"/>
-      <w:i/>
-      <w:bCs/>
-      <w:color w:themeColor="accent1" w:val="4F81BD"/>
-      <w:sz w:val="24"/>
-      <w:szCs w:val="24"/>
-    </w:rPr>
-  </w:style>
-  <w:style w:styleId="Heading5" w:type="paragraph">
-    <w:name w:val="Heading 5"/>
+      <w:spacing w:after="40" w:before="80"/>
+      <w:outlineLvl w:val="4"/>
+    </w:pPr>
+    <w:rPr>
+      <w:rFonts w:cstheme="majorBidi" w:eastAsiaTheme="majorEastAsia"/>
+      <w:color w:themeColor="accent1" w:themeShade="BF" w:val="0F4761"/>
+    </w:rPr>
+  </w:style>
+  <w:style w:styleId="Heading6" w:type="paragraph">
+    <w:name w:val="heading 6"/>
     <w:basedOn w:val="Normal"/>
     <w:next w:val="BodyText"/>
+    <w:link w:val="Heading6Char"/>
     <w:uiPriority w:val="9"/>
+    <w:semiHidden/>
     <w:unhideWhenUsed/>
     <w:qFormat/>
+    <w:rsid w:val="00A10FD9"/>
     <w:pPr>
       <w:keepNext/>
       <w:keepLines/>
-      <w:spacing w:after="0" w:before="200"/>
-      <w:outlineLvl w:val="4"/>
-    </w:pPr>
-    <w:rPr>
-      <w:rFonts w:asciiTheme="majorHAnsi" w:cstheme="majorBidi" w:eastAsiaTheme="majorEastAsia" w:hAnsiTheme="majorHAnsi"/>
+      <w:spacing w:after="0" w:before="40"/>
+      <w:outlineLvl w:val="5"/>
+    </w:pPr>
+    <w:rPr>
+      <w:rFonts w:cstheme="majorBidi" w:eastAsiaTheme="majorEastAsia"/>
+      <w:i/>
       <w:iCs/>
-      <w:color w:themeColor="accent1" w:val="4F81BD"/>
-      <w:sz w:val="24"/>
-      <w:szCs w:val="24"/>
-    </w:rPr>
-  </w:style>
-  <w:style w:styleId="Heading6" w:type="paragraph">
-    <w:name w:val="Heading 6"/>
+      <w:color w:themeColor="text1" w:themeTint="A6" w:val="595959"/>
+    </w:rPr>
+  </w:style>
+  <w:style w:styleId="Heading7" w:type="paragraph">
+    <w:name w:val="heading 7"/>
     <w:basedOn w:val="Normal"/>
     <w:next w:val="BodyText"/>
+    <w:link w:val="Heading7Char"/>
     <w:uiPriority w:val="9"/>
+    <w:semiHidden/>
     <w:unhideWhenUsed/>
     <w:qFormat/>
+    <w:rsid w:val="00A10FD9"/>
     <w:pPr>
       <w:keepNext/>
       <w:keepLines/>
-      <w:spacing w:after="0" w:before="200"/>
-      <w:outlineLvl w:val="5"/>
-    </w:pPr>
-    <w:rPr>
-      <w:rFonts w:asciiTheme="majorHAnsi" w:cstheme="majorBidi" w:eastAsiaTheme="majorEastAsia" w:hAnsiTheme="majorHAnsi"/>
-      <w:color w:themeColor="accent1" w:val="4F81BD"/>
-      <w:sz w:val="24"/>
-      <w:szCs w:val="24"/>
-    </w:rPr>
-  </w:style>
-  <w:style w:styleId="Heading7" w:type="paragraph">
-    <w:name w:val="Heading 7"/>
+      <w:spacing w:after="0" w:before="40"/>
+      <w:outlineLvl w:val="6"/>
+    </w:pPr>
+    <w:rPr>
+      <w:rFonts w:cstheme="majorBidi" w:eastAsiaTheme="majorEastAsia"/>
+      <w:color w:themeColor="text1" w:themeTint="A6" w:val="595959"/>
+    </w:rPr>
+  </w:style>
+  <w:style w:styleId="Heading8" w:type="paragraph">
+    <w:name w:val="heading 8"/>
     <w:basedOn w:val="Normal"/>
     <w:next w:val="BodyText"/>
+    <w:link w:val="Heading8Char"/>
     <w:uiPriority w:val="9"/>
+    <w:semiHidden/>
     <w:unhideWhenUsed/>
     <w:qFormat/>
+    <w:rsid w:val="00A10FD9"/>
     <w:pPr>
       <w:keepNext/>
       <w:keepLines/>
-      <w:spacing w:after="0" w:before="200"/>
-      <w:outlineLvl w:val="6"/>
-    </w:pPr>
-    <w:rPr>
-      <w:rFonts w:asciiTheme="majorHAnsi" w:cstheme="majorBidi" w:eastAsiaTheme="majorEastAsia" w:hAnsiTheme="majorHAnsi"/>
-      <w:color w:themeColor="accent1" w:val="4F81BD"/>
-      <w:sz w:val="24"/>
-      <w:szCs w:val="24"/>
-    </w:rPr>
-  </w:style>
-  <w:style w:styleId="Heading8" w:type="paragraph">
-    <w:name w:val="Heading 8"/>
+      <w:spacing w:after="0"/>
+      <w:outlineLvl w:val="7"/>
+    </w:pPr>
+    <w:rPr>
+      <w:rFonts w:cstheme="majorBidi" w:eastAsiaTheme="majorEastAsia"/>
+      <w:i/>
+      <w:iCs/>
+      <w:color w:themeColor="text1" w:themeTint="D8" w:val="272727"/>
+    </w:rPr>
+  </w:style>
+  <w:style w:styleId="Heading9" w:type="paragraph">
+    <w:name w:val="heading 9"/>
     <w:basedOn w:val="Normal"/>
     <w:next w:val="BodyText"/>
+    <w:link w:val="Heading9Char"/>
     <w:uiPriority w:val="9"/>
+    <w:semiHidden/>
     <w:unhideWhenUsed/>
     <w:qFormat/>
+    <w:rsid w:val="00A10FD9"/>
     <w:pPr>
       <w:keepNext/>
       <w:keepLines/>
-      <w:spacing w:after="0" w:before="200"/>
-      <w:outlineLvl w:val="7"/>
-    </w:pPr>
+      <w:spacing w:after="0"/>
+      <w:outlineLvl w:val="8"/>
+    </w:pPr>
+    <w:rPr>
+      <w:rFonts w:cstheme="majorBidi" w:eastAsiaTheme="majorEastAsia"/>
+      <w:color w:themeColor="text1" w:themeTint="D8" w:val="272727"/>
+    </w:rPr>
+  </w:style>
+  <w:style w:customStyle="1" w:styleId="Heading1Char" w:type="character">
+    <w:name w:val="Heading 1 Char"/>
+    <w:basedOn w:val="DefaultParagraphFont"/>
+    <w:link w:val="Heading1"/>
+    <w:uiPriority w:val="9"/>
+    <w:rsid w:val="00A10FD9"/>
     <w:rPr>
       <w:rFonts w:asciiTheme="majorHAnsi" w:cstheme="majorBidi" w:eastAsiaTheme="majorEastAsia" w:hAnsiTheme="majorHAnsi"/>
-      <w:color w:themeColor="accent1" w:val="4F81BD"/>
-      <w:sz w:val="24"/>
-      <w:szCs w:val="24"/>
-    </w:rPr>
-  </w:style>
-  <w:style w:styleId="Heading9" w:type="paragraph">
-    <w:name w:val="Heading 9"/>
-    <w:basedOn w:val="Normal"/>
-    <w:next w:val="BodyText"/>
+      <w:color w:themeColor="accent1" w:themeShade="BF" w:val="0F4761"/>
+      <w:sz w:val="40"/>
+      <w:szCs w:val="40"/>
+    </w:rPr>
+  </w:style>
+  <w:style w:customStyle="1" w:styleId="Heading2Char" w:type="character">
+    <w:name w:val="Heading 2 Char"/>
+    <w:basedOn w:val="DefaultParagraphFont"/>
+    <w:link w:val="Heading2"/>
     <w:uiPriority w:val="9"/>
-    <w:unhideWhenUsed/>
-    <w:qFormat/>
-    <w:pPr>
-      <w:keepNext/>
-      <w:keepLines/>
-      <w:spacing w:after="0" w:before="200"/>
-      <w:outlineLvl w:val="8"/>
-    </w:pPr>
+    <w:semiHidden/>
+    <w:rsid w:val="00A10FD9"/>
     <w:rPr>
       <w:rFonts w:asciiTheme="majorHAnsi" w:cstheme="majorBidi" w:eastAsiaTheme="majorEastAsia" w:hAnsiTheme="majorHAnsi"/>
-      <w:color w:themeColor="accent1" w:val="4F81BD"/>
-      <w:sz w:val="24"/>
-      <w:szCs w:val="24"/>
+      <w:color w:themeColor="accent1" w:themeShade="BF" w:val="0F4761"/>
+      <w:sz w:val="32"/>
+      <w:szCs w:val="32"/>
+    </w:rPr>
+  </w:style>
+  <w:style w:customStyle="1" w:styleId="Heading3Char" w:type="character">
+    <w:name w:val="Heading 3 Char"/>
+    <w:basedOn w:val="DefaultParagraphFont"/>
+    <w:link w:val="Heading3"/>
+    <w:uiPriority w:val="9"/>
+    <w:semiHidden/>
+    <w:rsid w:val="00A10FD9"/>
+    <w:rPr>
+      <w:rFonts w:cstheme="majorBidi" w:eastAsiaTheme="majorEastAsia"/>
+      <w:color w:themeColor="accent1" w:themeShade="BF" w:val="0F4761"/>
+      <w:sz w:val="28"/>
+      <w:szCs w:val="28"/>
+    </w:rPr>
+  </w:style>
+  <w:style w:customStyle="1" w:styleId="Heading4Char" w:type="character">
+    <w:name w:val="Heading 4 Char"/>
+    <w:basedOn w:val="DefaultParagraphFont"/>
+    <w:link w:val="Heading4"/>
+    <w:uiPriority w:val="9"/>
+    <w:semiHidden/>
+    <w:rsid w:val="00A10FD9"/>
+    <w:rPr>
+      <w:rFonts w:cstheme="majorBidi" w:eastAsiaTheme="majorEastAsia"/>
+      <w:i/>
+      <w:iCs/>
+      <w:color w:themeColor="accent1" w:themeShade="BF" w:val="0F4761"/>
+    </w:rPr>
+  </w:style>
+  <w:style w:customStyle="1" w:styleId="Heading5Char" w:type="character">
+    <w:name w:val="Heading 5 Char"/>
+    <w:basedOn w:val="DefaultParagraphFont"/>
+    <w:link w:val="Heading5"/>
+    <w:uiPriority w:val="9"/>
+    <w:semiHidden/>
+    <w:rsid w:val="00A10FD9"/>
+    <w:rPr>
+      <w:rFonts w:cstheme="majorBidi" w:eastAsiaTheme="majorEastAsia"/>
+      <w:color w:themeColor="accent1" w:themeShade="BF" w:val="0F4761"/>
+    </w:rPr>
+  </w:style>
+  <w:style w:customStyle="1" w:styleId="Heading6Char" w:type="character">
+    <w:name w:val="Heading 6 Char"/>
+    <w:basedOn w:val="DefaultParagraphFont"/>
+    <w:link w:val="Heading6"/>
+    <w:uiPriority w:val="9"/>
+    <w:semiHidden/>
+    <w:rsid w:val="00A10FD9"/>
+    <w:rPr>
+      <w:rFonts w:cstheme="majorBidi" w:eastAsiaTheme="majorEastAsia"/>
+      <w:i/>
+      <w:iCs/>
+      <w:color w:themeColor="text1" w:themeTint="A6" w:val="595959"/>
+    </w:rPr>
+  </w:style>
+  <w:style w:customStyle="1" w:styleId="Heading7Char" w:type="character">
+    <w:name w:val="Heading 7 Char"/>
+    <w:basedOn w:val="DefaultParagraphFont"/>
+    <w:link w:val="Heading7"/>
+    <w:uiPriority w:val="9"/>
+    <w:semiHidden/>
+    <w:rsid w:val="00A10FD9"/>
+    <w:rPr>
+      <w:rFonts w:cstheme="majorBidi" w:eastAsiaTheme="majorEastAsia"/>
+      <w:color w:themeColor="text1" w:themeTint="A6" w:val="595959"/>
+    </w:rPr>
+  </w:style>
+  <w:style w:customStyle="1" w:styleId="Heading8Char" w:type="character">
+    <w:name w:val="Heading 8 Char"/>
+    <w:basedOn w:val="DefaultParagraphFont"/>
+    <w:link w:val="Heading8"/>
+    <w:uiPriority w:val="9"/>
+    <w:semiHidden/>
+    <w:rsid w:val="00A10FD9"/>
+    <w:rPr>
+      <w:rFonts w:cstheme="majorBidi" w:eastAsiaTheme="majorEastAsia"/>
+      <w:i/>
+      <w:iCs/>
+      <w:color w:themeColor="text1" w:themeTint="D8" w:val="272727"/>
+    </w:rPr>
+  </w:style>
+  <w:style w:customStyle="1" w:styleId="Heading9Char" w:type="character">
+    <w:name w:val="Heading 9 Char"/>
+    <w:basedOn w:val="DefaultParagraphFont"/>
+    <w:link w:val="Heading9"/>
+    <w:uiPriority w:val="9"/>
+    <w:semiHidden/>
+    <w:rsid w:val="00A10FD9"/>
+    <w:rPr>
+      <w:rFonts w:cstheme="majorBidi" w:eastAsiaTheme="majorEastAsia"/>
+      <w:color w:themeColor="text1" w:themeTint="D8" w:val="272727"/>
     </w:rPr>
   </w:style>
   <w:style w:styleId="BlockText" w:type="paragraph">
@@ -1352,6 +1459,18 @@
     <w:uiPriority w:val="9"/>
     <w:unhideWhenUsed/>
     <w:qFormat/>
+  </w:style>
+  <w:style w:styleId="FootnoteBlockText" w:type="paragraph">
+    <w:name w:val="Footnote Block Text"/>
+    <w:basedOn w:val="FootnoteText"/>
+    <w:next w:val="FootnoteText"/>
+    <w:uiPriority w:val="9"/>
+    <w:unhideWhenUsed/>
+    <w:qFormat/>
+    <w:pPr>
+      <w:spacing w:after="100" w:before="100"/>
+      <w:ind w:firstLine="0" w:left="480" w:right="480"/>
+    </w:pPr>
   </w:style>
   <w:style w:default="1" w:styleId="DefaultParagraphFont" w:type="character">
     <w:name w:val="Default Paragraph Font"/>
@@ -1382,10 +1501,10 @@
         <w:jc w:val="left"/>
       </w:trPr>
       <w:tcPr>
-        <w:vAlign w:val="bottom"/>
         <w:tcBorders>
           <w:bottom w:val="single"/>
         </w:tcBorders>
+        <w:vAlign w:val="bottom"/>
       </w:tcPr>
     </w:tblStylePr>
   </w:style>
@@ -1501,9 +1620,9 @@
     <w:name w:val="KeywordTok"/>
     <w:basedOn w:val="VerbatimChar"/>
     <w:rPr>
+      <w:b/>
       <w:color w:val="204a87"/>
       <w:shd w:val="clear" w:fill="f8f8f8"/>
-      <w:b/>
     </w:rPr>
   </w:style>
   <w:style w:type="character" w:customStyle="1" w:styleId="DataTypeTok">
@@ -1558,9 +1677,9 @@
     <w:name w:val="SpecialCharTok"/>
     <w:basedOn w:val="VerbatimChar"/>
     <w:rPr>
+      <w:b/>
       <w:color w:val="ce5c00"/>
       <w:shd w:val="clear" w:fill="f8f8f8"/>
-      <w:b/>
     </w:rPr>
   </w:style>
   <w:style w:type="character" w:customStyle="1" w:styleId="StringTok">
@@ -1598,39 +1717,39 @@
     <w:name w:val="CommentTok"/>
     <w:basedOn w:val="VerbatimChar"/>
     <w:rPr>
+      <w:i/>
       <w:color w:val="8f5902"/>
       <w:shd w:val="clear" w:fill="f8f8f8"/>
-      <w:i/>
     </w:rPr>
   </w:style>
   <w:style w:type="character" w:customStyle="1" w:styleId="DocumentationTok">
     <w:name w:val="DocumentationTok"/>
     <w:basedOn w:val="VerbatimChar"/>
     <w:rPr>
-      <w:color w:val="8f5902"/>
-      <w:shd w:val="clear" w:fill="f8f8f8"/>
       <w:b/>
       <w:i/>
+      <w:color w:val="8f5902"/>
+      <w:shd w:val="clear" w:fill="f8f8f8"/>
     </w:rPr>
   </w:style>
   <w:style w:type="character" w:customStyle="1" w:styleId="AnnotationTok">
     <w:name w:val="AnnotationTok"/>
     <w:basedOn w:val="VerbatimChar"/>
     <w:rPr>
-      <w:color w:val="8f5902"/>
-      <w:shd w:val="clear" w:fill="f8f8f8"/>
       <w:b/>
       <w:i/>
+      <w:color w:val="8f5902"/>
+      <w:shd w:val="clear" w:fill="f8f8f8"/>
     </w:rPr>
   </w:style>
   <w:style w:type="character" w:customStyle="1" w:styleId="CommentVarTok">
     <w:name w:val="CommentVarTok"/>
     <w:basedOn w:val="VerbatimChar"/>
     <w:rPr>
-      <w:color w:val="8f5902"/>
-      <w:shd w:val="clear" w:fill="f8f8f8"/>
       <w:b/>
       <w:i/>
+      <w:color w:val="8f5902"/>
+      <w:shd w:val="clear" w:fill="f8f8f8"/>
     </w:rPr>
   </w:style>
   <w:style w:type="character" w:customStyle="1" w:styleId="OtherTok">
@@ -1645,9 +1764,9 @@
     <w:name w:val="FunctionTok"/>
     <w:basedOn w:val="VerbatimChar"/>
     <w:rPr>
+      <w:b/>
       <w:color w:val="204a87"/>
       <w:shd w:val="clear" w:fill="f8f8f8"/>
-      <w:b/>
     </w:rPr>
   </w:style>
   <w:style w:type="character" w:customStyle="1" w:styleId="VariableTok">
@@ -1662,18 +1781,18 @@
     <w:name w:val="ControlFlowTok"/>
     <w:basedOn w:val="VerbatimChar"/>
     <w:rPr>
+      <w:b/>
       <w:color w:val="204a87"/>
       <w:shd w:val="clear" w:fill="f8f8f8"/>
-      <w:b/>
     </w:rPr>
   </w:style>
   <w:style w:type="character" w:customStyle="1" w:styleId="OperatorTok">
     <w:name w:val="OperatorTok"/>
     <w:basedOn w:val="VerbatimChar"/>
     <w:rPr>
+      <w:b/>
       <w:color w:val="ce5c00"/>
       <w:shd w:val="clear" w:fill="f8f8f8"/>
-      <w:b/>
     </w:rPr>
   </w:style>
   <w:style w:type="character" w:customStyle="1" w:styleId="BuiltInTok">
@@ -1694,9 +1813,9 @@
     <w:name w:val="PreprocessorTok"/>
     <w:basedOn w:val="VerbatimChar"/>
     <w:rPr>
+      <w:i/>
       <w:color w:val="8f5902"/>
       <w:shd w:val="clear" w:fill="f8f8f8"/>
-      <w:i/>
     </w:rPr>
   </w:style>
   <w:style w:type="character" w:customStyle="1" w:styleId="AttributeTok">
@@ -1718,20 +1837,20 @@
     <w:name w:val="InformationTok"/>
     <w:basedOn w:val="VerbatimChar"/>
     <w:rPr>
-      <w:color w:val="8f5902"/>
-      <w:shd w:val="clear" w:fill="f8f8f8"/>
       <w:b/>
       <w:i/>
+      <w:color w:val="8f5902"/>
+      <w:shd w:val="clear" w:fill="f8f8f8"/>
     </w:rPr>
   </w:style>
   <w:style w:type="character" w:customStyle="1" w:styleId="WarningTok">
     <w:name w:val="WarningTok"/>
     <w:basedOn w:val="VerbatimChar"/>
     <w:rPr>
-      <w:color w:val="8f5902"/>
-      <w:shd w:val="clear" w:fill="f8f8f8"/>
       <w:b/>
       <w:i/>
+      <w:color w:val="8f5902"/>
+      <w:shd w:val="clear" w:fill="f8f8f8"/>
     </w:rPr>
   </w:style>
   <w:style w:type="character" w:customStyle="1" w:styleId="AlertTok">
@@ -1746,9 +1865,9 @@
     <w:name w:val="ErrorTok"/>
     <w:basedOn w:val="VerbatimChar"/>
     <w:rPr>
+      <w:b/>
       <w:color w:val="a40000"/>
       <w:shd w:val="clear" w:fill="f8f8f8"/>
-      <w:b/>
     </w:rPr>
   </w:style>
   <w:style w:type="character" w:customStyle="1" w:styleId="NormalTok">
@@ -1772,44 +1891,44 @@
         <a:sysClr val="window" lastClr="FFFFFF"/>
       </a:lt1>
       <a:dk2>
-        <a:srgbClr val="1F497D"/>
+        <a:srgbClr val="0E2841"/>
       </a:dk2>
       <a:lt2>
-        <a:srgbClr val="EEECE1"/>
+        <a:srgbClr val="E8E8E8"/>
       </a:lt2>
       <a:accent1>
-        <a:srgbClr val="4F81BD"/>
+        <a:srgbClr val="156082"/>
       </a:accent1>
       <a:accent2>
-        <a:srgbClr val="C0504D"/>
+        <a:srgbClr val="E97132"/>
       </a:accent2>
       <a:accent3>
-        <a:srgbClr val="9BBB59"/>
+        <a:srgbClr val="196B24"/>
       </a:accent3>
       <a:accent4>
-        <a:srgbClr val="8064A2"/>
+        <a:srgbClr val="0F9ED5"/>
       </a:accent4>
       <a:accent5>
-        <a:srgbClr val="4BACC6"/>
+        <a:srgbClr val="A02B93"/>
       </a:accent5>
       <a:accent6>
-        <a:srgbClr val="F79646"/>
+        <a:srgbClr val="4EA72E"/>
       </a:accent6>
       <a:hlink>
-        <a:srgbClr val="0000FF"/>
+        <a:srgbClr val="467886"/>
       </a:hlink>
       <a:folHlink>
-        <a:srgbClr val="800080"/>
+        <a:srgbClr val="96607D"/>
       </a:folHlink>
     </a:clrScheme>
     <a:fontScheme name="Office">
       <a:majorFont>
-        <a:latin typeface="Calibri"/>
+        <a:latin typeface="Aptos Display" panose="02110004020202020204"/>
         <a:ea typeface=""/>
         <a:cs typeface=""/>
-        <a:font script="Jpan" typeface="ＭＳ ゴシック"/>
+        <a:font script="Jpan" typeface="游ゴシック Light"/>
         <a:font script="Hang" typeface="맑은 고딕"/>
-        <a:font script="Hans" typeface="宋体"/>
+        <a:font script="Hans" typeface="等线 Light"/>
         <a:font script="Hant" typeface="新細明體"/>
         <a:font script="Arab" typeface="Times New Roman"/>
         <a:font script="Hebr" typeface="Times New Roman"/>
@@ -1836,14 +1955,32 @@
         <a:font script="Mong" typeface="Mongolian Baiti"/>
         <a:font script="Viet" typeface="Times New Roman"/>
         <a:font script="Uigh" typeface="Microsoft Uighur"/>
+        <a:font script="Geor" typeface="Sylfaen"/>
+        <a:font script="Armn" typeface="Arial"/>
+        <a:font script="Bugi" typeface="Leelawadee UI"/>
+        <a:font script="Bopo" typeface="Microsoft JhengHei"/>
+        <a:font script="Java" typeface="Javanese Text"/>
+        <a:font script="Lisu" typeface="Segoe UI"/>
+        <a:font script="Mymr" typeface="Myanmar Text"/>
+        <a:font script="Nkoo" typeface="Ebrima"/>
+        <a:font script="Olck" typeface="Nirmala UI"/>
+        <a:font script="Osma" typeface="Ebrima"/>
+        <a:font script="Phag" typeface="Phagspa"/>
+        <a:font script="Syrn" typeface="Estrangelo Edessa"/>
+        <a:font script="Syrj" typeface="Estrangelo Edessa"/>
+        <a:font script="Syre" typeface="Estrangelo Edessa"/>
+        <a:font script="Sora" typeface="Nirmala UI"/>
+        <a:font script="Tale" typeface="Microsoft Tai Le"/>
+        <a:font script="Talu" typeface="Microsoft New Tai Lue"/>
+        <a:font script="Tfng" typeface="Ebrima"/>
       </a:majorFont>
       <a:minorFont>
-        <a:latin typeface="Cambria"/>
+        <a:latin typeface="Aptos" panose="02110004020202020204"/>
         <a:ea typeface=""/>
         <a:cs typeface=""/>
-        <a:font script="Jpan" typeface="ＭＳ 明朝"/>
+        <a:font script="Jpan" typeface="游明朝"/>
         <a:font script="Hang" typeface="맑은 고딕"/>
-        <a:font script="Hans" typeface="宋体"/>
+        <a:font script="Hans" typeface="等线"/>
         <a:font script="Hant" typeface="新細明體"/>
         <a:font script="Arab" typeface="Arial"/>
         <a:font script="Hebr" typeface="Arial"/>
@@ -1870,6 +2007,24 @@
         <a:font script="Mong" typeface="Mongolian Baiti"/>
         <a:font script="Viet" typeface="Arial"/>
         <a:font script="Uigh" typeface="Microsoft Uighur"/>
+        <a:font script="Geor" typeface="Sylfaen"/>
+        <a:font script="Armn" typeface="Arial"/>
+        <a:font script="Bugi" typeface="Leelawadee UI"/>
+        <a:font script="Bopo" typeface="Microsoft JhengHei"/>
+        <a:font script="Java" typeface="Javanese Text"/>
+        <a:font script="Lisu" typeface="Segoe UI"/>
+        <a:font script="Mymr" typeface="Myanmar Text"/>
+        <a:font script="Nkoo" typeface="Ebrima"/>
+        <a:font script="Olck" typeface="Nirmala UI"/>
+        <a:font script="Osma" typeface="Ebrima"/>
+        <a:font script="Phag" typeface="Phagspa"/>
+        <a:font script="Syrn" typeface="Estrangelo Edessa"/>
+        <a:font script="Syrj" typeface="Estrangelo Edessa"/>
+        <a:font script="Syre" typeface="Estrangelo Edessa"/>
+        <a:font script="Sora" typeface="Nirmala UI"/>
+        <a:font script="Tale" typeface="Microsoft Tai Le"/>
+        <a:font script="Talu" typeface="Microsoft New Tai Lue"/>
+        <a:font script="Tfng" typeface="Ebrima"/>
       </a:minorFont>
     </a:fontScheme>
     <a:fmtScheme name="Office">
@@ -1881,200 +2036,141 @@
           <a:gsLst>
             <a:gs pos="0">
               <a:schemeClr val="phClr">
-                <a:tint val="50000"/>
-                <a:satMod val="300000"/>
+                <a:lumMod val="110000"/>
+                <a:satMod val="105000"/>
+                <a:tint val="67000"/>
               </a:schemeClr>
             </a:gs>
-            <a:gs pos="35000">
+            <a:gs pos="50000">
               <a:schemeClr val="phClr">
-                <a:tint val="37000"/>
-                <a:satMod val="300000"/>
+                <a:lumMod val="105000"/>
+                <a:satMod val="103000"/>
+                <a:tint val="73000"/>
               </a:schemeClr>
             </a:gs>
             <a:gs pos="100000">
               <a:schemeClr val="phClr">
-                <a:tint val="15000"/>
-                <a:satMod val="350000"/>
+                <a:lumMod val="105000"/>
+                <a:satMod val="109000"/>
+                <a:tint val="81000"/>
               </a:schemeClr>
             </a:gs>
           </a:gsLst>
-          <a:lin ang="16200000" scaled="1"/>
+          <a:lin ang="5400000" scaled="0"/>
         </a:gradFill>
         <a:gradFill rotWithShape="1">
           <a:gsLst>
             <a:gs pos="0">
               <a:schemeClr val="phClr">
-                <a:tint val="100000"/>
+                <a:satMod val="103000"/>
+                <a:lumMod val="102000"/>
+                <a:tint val="94000"/>
+              </a:schemeClr>
+            </a:gs>
+            <a:gs pos="50000">
+              <a:schemeClr val="phClr">
+                <a:satMod val="110000"/>
+                <a:lumMod val="100000"/>
                 <a:shade val="100000"/>
-                <a:satMod val="130000"/>
               </a:schemeClr>
             </a:gs>
             <a:gs pos="100000">
               <a:schemeClr val="phClr">
-                <a:tint val="50000"/>
-                <a:shade val="100000"/>
-                <a:satMod val="350000"/>
+                <a:lumMod val="99000"/>
+                <a:satMod val="120000"/>
+                <a:shade val="78000"/>
               </a:schemeClr>
             </a:gs>
           </a:gsLst>
-          <a:lin ang="16200000" scaled="0"/>
+          <a:lin ang="5400000" scaled="0"/>
         </a:gradFill>
       </a:fillStyleLst>
       <a:lnStyleLst>
-        <a:ln w="9525" cap="flat" cmpd="sng" algn="ctr">
-          <a:solidFill>
-            <a:schemeClr val="phClr">
-              <a:shade val="95000"/>
-              <a:satMod val="105000"/>
-            </a:schemeClr>
-          </a:solidFill>
-          <a:prstDash val="solid"/>
-        </a:ln>
-        <a:ln w="25400" cap="flat" cmpd="sng" algn="ctr">
+        <a:ln w="6350" cap="flat" cmpd="sng" algn="ctr">
           <a:solidFill>
             <a:schemeClr val="phClr"/>
           </a:solidFill>
           <a:prstDash val="solid"/>
+          <a:miter lim="800000"/>
         </a:ln>
-        <a:ln w="38100" cap="flat" cmpd="sng" algn="ctr">
+        <a:ln w="12700" cap="flat" cmpd="sng" algn="ctr">
           <a:solidFill>
             <a:schemeClr val="phClr"/>
           </a:solidFill>
           <a:prstDash val="solid"/>
+          <a:miter lim="800000"/>
+        </a:ln>
+        <a:ln w="19050" cap="flat" cmpd="sng" algn="ctr">
+          <a:solidFill>
+            <a:schemeClr val="phClr"/>
+          </a:solidFill>
+          <a:prstDash val="solid"/>
+          <a:miter lim="800000"/>
         </a:ln>
       </a:lnStyleLst>
       <a:effectStyleLst>
         <a:effectStyle>
+          <a:effectLst/>
+        </a:effectStyle>
+        <a:effectStyle>
+          <a:effectLst/>
+        </a:effectStyle>
+        <a:effectStyle>
           <a:effectLst>
-            <a:outerShdw blurRad="40000" dist="20000" dir="5400000" rotWithShape="0">
+            <a:outerShdw blurRad="57150" dist="19050" dir="5400000" algn="ctr" rotWithShape="0">
               <a:srgbClr val="000000">
-                <a:alpha val="38000"/>
+                <a:alpha val="63000"/>
               </a:srgbClr>
             </a:outerShdw>
           </a:effectLst>
-        </a:effectStyle>
-        <a:effectStyle>
-          <a:effectLst>
-            <a:outerShdw blurRad="40000" dist="23000" dir="5400000" rotWithShape="0">
-              <a:srgbClr val="000000">
-                <a:alpha val="35000"/>
-              </a:srgbClr>
-            </a:outerShdw>
-          </a:effectLst>
-        </a:effectStyle>
-        <a:effectStyle>
-          <a:effectLst>
-            <a:outerShdw blurRad="40000" dist="23000" dir="5400000" rotWithShape="0">
-              <a:srgbClr val="000000">
-                <a:alpha val="35000"/>
-              </a:srgbClr>
-            </a:outerShdw>
-          </a:effectLst>
-          <a:scene3d>
-            <a:camera prst="orthographicFront">
-              <a:rot lat="0" lon="0" rev="0"/>
-            </a:camera>
-            <a:lightRig rig="threePt" dir="t">
-              <a:rot lat="0" lon="0" rev="1200000"/>
-            </a:lightRig>
-          </a:scene3d>
-          <a:sp3d>
-            <a:bevelT w="63500" h="25400"/>
-          </a:sp3d>
         </a:effectStyle>
       </a:effectStyleLst>
       <a:bgFillStyleLst>
         <a:solidFill>
           <a:schemeClr val="phClr"/>
         </a:solidFill>
+        <a:solidFill>
+          <a:schemeClr val="phClr">
+            <a:tint val="95000"/>
+            <a:satMod val="170000"/>
+          </a:schemeClr>
+        </a:solidFill>
         <a:gradFill rotWithShape="1">
           <a:gsLst>
             <a:gs pos="0">
               <a:schemeClr val="phClr">
-                <a:tint val="40000"/>
-                <a:satMod val="350000"/>
+                <a:tint val="93000"/>
+                <a:satMod val="150000"/>
+                <a:shade val="98000"/>
+                <a:lumMod val="102000"/>
               </a:schemeClr>
             </a:gs>
-            <a:gs pos="40000">
+            <a:gs pos="50000">
               <a:schemeClr val="phClr">
-                <a:tint val="45000"/>
-                <a:shade val="99000"/>
-                <a:satMod val="350000"/>
+                <a:tint val="98000"/>
+                <a:satMod val="130000"/>
+                <a:shade val="90000"/>
+                <a:lumMod val="103000"/>
               </a:schemeClr>
             </a:gs>
             <a:gs pos="100000">
               <a:schemeClr val="phClr">
-                <a:shade val="20000"/>
-                <a:satMod val="255000"/>
+                <a:shade val="63000"/>
+                <a:satMod val="120000"/>
               </a:schemeClr>
             </a:gs>
           </a:gsLst>
-          <a:path path="circle">
-            <a:fillToRect l="50000" t="-80000" r="50000" b="180000"/>
-          </a:path>
-        </a:gradFill>
-        <a:gradFill rotWithShape="1">
-          <a:gsLst>
-            <a:gs pos="0">
-              <a:schemeClr val="phClr">
-                <a:tint val="80000"/>
-                <a:satMod val="300000"/>
-              </a:schemeClr>
-            </a:gs>
-            <a:gs pos="100000">
-              <a:schemeClr val="phClr">
-                <a:shade val="30000"/>
-                <a:satMod val="200000"/>
-              </a:schemeClr>
-            </a:gs>
-          </a:gsLst>
-          <a:path path="circle">
-            <a:fillToRect l="50000" t="50000" r="50000" b="50000"/>
-          </a:path>
+          <a:lin ang="5400000" scaled="0"/>
         </a:gradFill>
       </a:bgFillStyleLst>
     </a:fmtScheme>
   </a:themeElements>
-  <a:objectDefaults>
-    <a:spDef>
-      <a:spPr/>
-      <a:bodyPr/>
-      <a:lstStyle/>
-      <a:style>
-        <a:lnRef idx="1">
-          <a:schemeClr val="accent1"/>
-        </a:lnRef>
-        <a:fillRef idx="3">
-          <a:schemeClr val="accent1"/>
-        </a:fillRef>
-        <a:effectRef idx="2">
-          <a:schemeClr val="accent1"/>
-        </a:effectRef>
-        <a:fontRef idx="minor">
-          <a:schemeClr val="lt1"/>
-        </a:fontRef>
-      </a:style>
-    </a:spDef>
-    <a:lnDef>
-      <a:spPr/>
-      <a:bodyPr/>
-      <a:lstStyle/>
-      <a:style>
-        <a:lnRef idx="2">
-          <a:schemeClr val="accent1"/>
-        </a:lnRef>
-        <a:fillRef idx="0">
-          <a:schemeClr val="accent1"/>
-        </a:fillRef>
-        <a:effectRef idx="1">
-          <a:schemeClr val="accent1"/>
-        </a:effectRef>
-        <a:fontRef idx="minor">
-          <a:schemeClr val="tx1"/>
-        </a:fontRef>
-      </a:style>
-    </a:lnDef>
-  </a:objectDefaults>
+  <a:objectDefaults/>
   <a:extraClrSchemeLst/>
+  <a:extLst>
+    <a:ext uri="{05A4C25C-085E-4340-85A3-A5531E510DB2}">
+      <thm15:themeFamily xmlns:thm15="http://schemas.microsoft.com/office/thememl/2012/main" name="Office Theme" id="{2E142A2C-CD16-42D6-873A-C26D2A0506FA}" vid="{1BDDFF52-6CD6-40A5-AB3C-68EB2F1E4D0A}"/>
+    </a:ext>
+  </a:extLst>
 </a:theme>
 </file>
--- a/Knitted_Markdowns/Notonecta_undulata.docx
+++ b/Knitted_Markdowns/Notonecta_undulata.docx
@@ -122,7 +122,7 @@
         <w:pStyle w:val="FirstParagraph"/>
       </w:pPr>
       <w:r>
-        <w:t xml:space="preserve">We assessed the effects of temperature on survival, body condition, and reproductive rate for female backswimmers over a 2-week long fitness assay. Higher fecundity and survival are indicators of higher relative fitness. We manipulated water temperature in indoor mesocosms to 16℃, 22℃, 26℃, 28℃, and 30℃. The water temperature of warm treatments was manipulated using aquarium heaters. The 16℃ was manipulated by putting the mesocosms in coolers surrounded with ice packs that were replaced twice a day. This cooled the water temperature externally without adding ice directly into the water. The experiment was conducted in 2 temporally overlapping blocks. In the first block, 3 individually separated backswimmers were added to each mesocosm and in the second block 2 additional individually separated backswimmers were added to each mesocosm. Each temperature treatment had 8 replicates, totalling 48 mesocosms and 240 backswimmers. Each cup contained a black zip tie as structure for the backswimmers to use as an egg laying substrate. Backswimmers lay white eggs and the black zip tie provides contrast which allows us to easily count eggs laid. Every other day for 2 weeks we removed and replaced the zip ties in each cup for data collection and to create room for more eggs to be laid. We recorded the number of eggs on each zip tie when it was removed. Survival was assessed daily throughout the experiment. We excluded individuals from the final analysis if they died on the day they were placed in the cups or the day after, because these deaths were likely due to collecting/handling and not treatment. There were 1, 3, and 4, backswimmers excluded from the 16℃, 26℃, and 30℃. treatments, respectively. Backswimmers were fed zooplankton and mosquito larvae which was replenished ad lib.</w:t>
+        <w:t xml:space="preserve">We assessed the effects of temperature on survival and reproductive rate for female backswimmers over a 2-week long fitness assay. Higher fecundity and survival are indicators of higher relative fitness. We manipulated water temperature in indoor mesocosms to 16℃, 22℃, 26℃, 28℃, and 30℃. The water temperature of warm treatments was manipulated using aquarium heaters. The 16℃ was manipulated by putting the mesocosms in coolers surrounded with ice packs that were replaced twice a day. This cooled the water temperature externally without adding ice directly into the water. The experiment was conducted in 2 temporally overlapping blocks. In the first block, 3 individually separated backswimmers were added to each mesocosm and in the second block 2 additional individually separated backswimmers were added to each mesocosm. Each temperature treatment had 8 replicates, totalling 48 mesocosms and 240 backswimmers. Each cup contained a black zip tie as structure for the backswimmers to use as an egg laying substrate. Backswimmers lay white eggs and the black zip tie provides contrast which allows us to easily count eggs laid. Every other day for 2 weeks we removed and replaced the zip ties in each cup for data collection and to create room for more eggs to be laid. We recorded the number of eggs on each zip tie when it was removed. Survival was assessed daily throughout the experiment. We excluded individuals from the final analysis if they died on the day they were placed in the cups or the day after, because these deaths were likely due to collecting/handling and not treatment. There were 1, 3, and 4, backswimmers excluded from the 16℃, 26℃, and 30℃. treatments, respectively. Backswimmers were fed zooplankton and mosquito larvae which was replenished ad lib.</w:t>
       </w:r>
     </w:p>
     <w:bookmarkEnd w:id="23"/>
